--- a/大三上-第5学期/软件安全/2024年12月+软件安全考试大纲.docx
+++ b/大三上-第5学期/软件安全/2024年12月+软件安全考试大纲.docx
@@ -944,6 +944,7 @@
         </w:rPr>
         <w:t>、</w:t>
       </w:r>
+      <w:proofErr w:type="spellStart"/>
       <w:r>
         <w:rPr>
           <w:rFonts w:hint="eastAsia"/>
@@ -953,6 +954,7 @@
         </w:rPr>
         <w:t>strcpy</w:t>
       </w:r>
+      <w:proofErr w:type="spellEnd"/>
       <w:r>
         <w:rPr>
           <w:rFonts w:hint="eastAsia"/>
@@ -962,6 +964,7 @@
         </w:rPr>
         <w:t>、</w:t>
       </w:r>
+      <w:proofErr w:type="spellStart"/>
       <w:r>
         <w:rPr>
           <w:rFonts w:hint="eastAsia"/>
@@ -971,6 +974,7 @@
         </w:rPr>
         <w:t>sprintf</w:t>
       </w:r>
+      <w:proofErr w:type="spellEnd"/>
     </w:p>
     <w:p>
       <w:pPr>
@@ -2734,7 +2738,6 @@
           <w:rFonts w:hint="eastAsia"/>
           <w:b/>
           <w:bCs/>
-          <w:u w:val="single"/>
         </w:rPr>
         <w:t>：</w:t>
       </w:r>
